--- a/Наладчик контрольно-измерительных приборов и автоматики/профессиональной подготовки 14919 Наладчик контрольно-измерительных приборов и автоматики/Лекции МДК 01.01  07 Проверка сопротивления изоляции, фазировка, проверка полярности.docx
+++ b/Наладчик контрольно-измерительных приборов и автоматики/профессиональной подготовки 14919 Наладчик контрольно-измерительных приборов и автоматики/Лекции МДК 01.01  07 Проверка сопротивления изоляции, фазировка, проверка полярности.docx
@@ -230,21 +230,6 @@
           <w:rFonts w:ascii="Times New Roman" w:hAnsi="Times New Roman" w:cs="Times New Roman"/>
         </w:rPr>
         <w:t>Результаты измерений оформляются протоколом, в котором указываются: наименование и тип испытываемого оборудования, схема измерения, напряжение мегаомметра, температура окружающей среды, измеренные значения сопротивления изоляции и коэффициент абсорбции, заключение о пригодности изоляции к эксплуатации.</w:t>
-      </w:r>
-    </w:p>
-    <w:p>
-      <w:pPr>
-        <w:spacing w:line="360" w:lineRule="auto" w:before="240" w:after="80"/>
-        <w:jc w:val="left"/>
-      </w:pPr>
-      <w:r>
-        <w:rPr>
-          <w:rFonts w:ascii="Times New Roman" w:hAnsi="Times New Roman"/>
-          <w:b/>
-          <w:sz w:val="28"/>
-          <w:rFonts w:ascii="Times New Roman" w:hAnsi="Times New Roman" w:cs="Times New Roman"/>
-        </w:rPr>
-        <w:t>Вопросы для повторения (Лекция 1):</w:t>
       </w:r>
     </w:p>
     <w:p>
@@ -499,7 +484,40 @@
           <w:sz w:val="28"/>
           <w:rFonts w:ascii="Times New Roman" w:hAnsi="Times New Roman" w:cs="Times New Roman"/>
         </w:rPr>
-        <w:t>Для токовых цепей 4–20 мА полярность проверяется измерением напряжения на клеммах прибора: при правильном подключении напряжение положительное. Для цепей питания датчиков и контроллеров проверяется соответствие напряжения питания паспортным данным и правильность подключения заземления.</w:t>
+      </w:r>
+      <w:r>
+        <w:drawing>
+          <wp:inline xmlns:a="http://schemas.openxmlformats.org/drawingml/2006/main" xmlns:pic="http://schemas.openxmlformats.org/drawingml/2006/picture">
+            <wp:extent cx="5029200" cy="2993087"/>
+            <wp:docPr id="1" name="Picture 1"/>
+            <wp:cNvGraphicFramePr>
+              <a:graphicFrameLocks noChangeAspect="1"/>
+            </wp:cNvGraphicFramePr>
+            <a:graphic>
+              <a:graphicData uri="http://schemas.openxmlformats.org/drawingml/2006/picture">
+                <pic:pic>
+                  <pic:nvPicPr>
+                    <pic:cNvPr id="0" name="diagram_07.png"/>
+                    <pic:cNvPicPr/>
+                  </pic:nvPicPr>
+                  <pic:blipFill>
+                    <a:blip r:embed="rId9"/>
+                    <a:stretch>
+                      <a:fillRect/>
+                    </a:stretch>
+                  </pic:blipFill>
+                  <pic:spPr>
+                    <a:xfrm>
+                      <a:off x="0" y="0"/>
+                      <a:ext cx="5029200" cy="2993087"/>
+                    </a:xfrm>
+                    <a:prstGeom prst="rect"/>
+                  </pic:spPr>
+                </pic:pic>
+              </a:graphicData>
+            </a:graphic>
+          </wp:inline>
+        </w:drawing>
       </w:r>
     </w:p>
     <w:p>
@@ -605,6 +623,1023 @@
           <w:rFonts w:ascii="Times New Roman" w:hAnsi="Times New Roman" w:cs="Times New Roman"/>
         </w:rPr>
         <w:t>5. Почему при проверке полярности цепей с полупроводниковыми приборами требуется особая осторожность?</w:t>
+      </w:r>
+    </w:p>
+    <w:tbl>
+      <w:tblPr>
+        <w:tblStyle w:val="TableGrid"/>
+        <w:tblW w:type="auto" w:w="0"/>
+        <w:jc w:val="center"/>
+        <w:tblLook w:firstColumn="1" w:firstRow="1" w:lastColumn="0" w:lastRow="0" w:noHBand="0" w:noVBand="1" w:val="04A0"/>
+      </w:tblPr>
+      <w:tblGrid>
+        <w:gridCol w:w="2339"/>
+        <w:gridCol w:w="2339"/>
+        <w:gridCol w:w="2339"/>
+        <w:gridCol w:w="2339"/>
+      </w:tblGrid>
+      <w:tr>
+        <w:tc>
+          <w:tcPr>
+            <w:tcW w:type="dxa" w:w="2339"/>
+            <w:shd w:fill="4472C4" w:val="clear"/>
+          </w:tcPr>
+          <w:p>
+            <w:pPr>
+              <w:jc w:val="center"/>
+            </w:pPr>
+            <w:r/>
+            <w:r>
+              <w:rPr>
+                <w:b/>
+                <w:color w:val="FFFFFF"/>
+                <w:sz w:val="18"/>
+              </w:rPr>
+              <w:t>Класс напряжения</w:t>
+            </w:r>
+          </w:p>
+        </w:tc>
+        <w:tc>
+          <w:tcPr>
+            <w:tcW w:type="dxa" w:w="2339"/>
+            <w:shd w:fill="4472C4" w:val="clear"/>
+          </w:tcPr>
+          <w:p>
+            <w:pPr>
+              <w:jc w:val="center"/>
+            </w:pPr>
+            <w:r/>
+            <w:r>
+              <w:rPr>
+                <w:b/>
+                <w:color w:val="FFFFFF"/>
+                <w:sz w:val="18"/>
+              </w:rPr>
+              <w:t>Испытательное напряжение мегаомметра</w:t>
+            </w:r>
+          </w:p>
+        </w:tc>
+        <w:tc>
+          <w:tcPr>
+            <w:tcW w:type="dxa" w:w="2339"/>
+            <w:shd w:fill="4472C4" w:val="clear"/>
+          </w:tcPr>
+          <w:p>
+            <w:pPr>
+              <w:jc w:val="center"/>
+            </w:pPr>
+            <w:r/>
+            <w:r>
+              <w:rPr>
+                <w:b/>
+                <w:color w:val="FFFFFF"/>
+                <w:sz w:val="18"/>
+              </w:rPr>
+              <w:t>Минимальное R изоляции</w:t>
+            </w:r>
+          </w:p>
+        </w:tc>
+        <w:tc>
+          <w:tcPr>
+            <w:tcW w:type="dxa" w:w="2339"/>
+            <w:shd w:fill="4472C4" w:val="clear"/>
+          </w:tcPr>
+          <w:p>
+            <w:pPr>
+              <w:jc w:val="center"/>
+            </w:pPr>
+            <w:r/>
+            <w:r>
+              <w:rPr>
+                <w:b/>
+                <w:color w:val="FFFFFF"/>
+                <w:sz w:val="18"/>
+              </w:rPr>
+              <w:t>Примечание</w:t>
+            </w:r>
+          </w:p>
+        </w:tc>
+      </w:tr>
+      <w:tr>
+        <w:tc>
+          <w:tcPr>
+            <w:tcW w:type="dxa" w:w="2339"/>
+            <w:shd w:fill="D9E2F3" w:val="clear"/>
+          </w:tcPr>
+          <w:p>
+            <w:pPr>
+              <w:jc w:val="left"/>
+            </w:pPr>
+            <w:r/>
+            <w:r>
+              <w:rPr>
+                <w:sz w:val="18"/>
+              </w:rPr>
+              <w:t>До 50 В</w:t>
+            </w:r>
+          </w:p>
+        </w:tc>
+        <w:tc>
+          <w:tcPr>
+            <w:tcW w:type="dxa" w:w="2339"/>
+            <w:shd w:fill="D9E2F3" w:val="clear"/>
+          </w:tcPr>
+          <w:p>
+            <w:pPr>
+              <w:jc w:val="left"/>
+            </w:pPr>
+            <w:r/>
+            <w:r>
+              <w:rPr>
+                <w:sz w:val="18"/>
+              </w:rPr>
+              <w:t>100 В</w:t>
+            </w:r>
+          </w:p>
+        </w:tc>
+        <w:tc>
+          <w:tcPr>
+            <w:tcW w:type="dxa" w:w="2339"/>
+            <w:shd w:fill="D9E2F3" w:val="clear"/>
+          </w:tcPr>
+          <w:p>
+            <w:pPr>
+              <w:jc w:val="left"/>
+            </w:pPr>
+            <w:r/>
+            <w:r>
+              <w:rPr>
+                <w:sz w:val="18"/>
+              </w:rPr>
+              <w:t>0,5 МОм</w:t>
+            </w:r>
+          </w:p>
+        </w:tc>
+        <w:tc>
+          <w:tcPr>
+            <w:tcW w:type="dxa" w:w="2339"/>
+            <w:shd w:fill="D9E2F3" w:val="clear"/>
+          </w:tcPr>
+          <w:p>
+            <w:pPr>
+              <w:jc w:val="left"/>
+            </w:pPr>
+            <w:r/>
+            <w:r>
+              <w:rPr>
+                <w:sz w:val="18"/>
+              </w:rPr>
+              <w:t>Цепи управления и КИПиА</w:t>
+            </w:r>
+          </w:p>
+        </w:tc>
+      </w:tr>
+      <w:tr>
+        <w:tc>
+          <w:tcPr>
+            <w:tcW w:type="dxa" w:w="2339"/>
+          </w:tcPr>
+          <w:p>
+            <w:pPr>
+              <w:jc w:val="left"/>
+            </w:pPr>
+            <w:r/>
+            <w:r>
+              <w:rPr>
+                <w:sz w:val="18"/>
+              </w:rPr>
+              <w:t>50-1000 В</w:t>
+            </w:r>
+          </w:p>
+        </w:tc>
+        <w:tc>
+          <w:tcPr>
+            <w:tcW w:type="dxa" w:w="2339"/>
+          </w:tcPr>
+          <w:p>
+            <w:pPr>
+              <w:jc w:val="left"/>
+            </w:pPr>
+            <w:r/>
+            <w:r>
+              <w:rPr>
+                <w:sz w:val="18"/>
+              </w:rPr>
+              <w:t>500 В</w:t>
+            </w:r>
+          </w:p>
+        </w:tc>
+        <w:tc>
+          <w:tcPr>
+            <w:tcW w:type="dxa" w:w="2339"/>
+          </w:tcPr>
+          <w:p>
+            <w:pPr>
+              <w:jc w:val="left"/>
+            </w:pPr>
+            <w:r/>
+            <w:r>
+              <w:rPr>
+                <w:sz w:val="18"/>
+              </w:rPr>
+              <w:t>0,5 МОм</w:t>
+            </w:r>
+          </w:p>
+        </w:tc>
+        <w:tc>
+          <w:tcPr>
+            <w:tcW w:type="dxa" w:w="2339"/>
+          </w:tcPr>
+          <w:p>
+            <w:pPr>
+              <w:jc w:val="left"/>
+            </w:pPr>
+            <w:r/>
+            <w:r>
+              <w:rPr>
+                <w:sz w:val="18"/>
+              </w:rPr>
+              <w:t>Силовые цепи до 1000В</w:t>
+            </w:r>
+          </w:p>
+        </w:tc>
+      </w:tr>
+      <w:tr>
+        <w:tc>
+          <w:tcPr>
+            <w:tcW w:type="dxa" w:w="2339"/>
+            <w:shd w:fill="D9E2F3" w:val="clear"/>
+          </w:tcPr>
+          <w:p>
+            <w:pPr>
+              <w:jc w:val="left"/>
+            </w:pPr>
+            <w:r/>
+            <w:r>
+              <w:rPr>
+                <w:sz w:val="18"/>
+              </w:rPr>
+              <w:t>1-10 кВ</w:t>
+            </w:r>
+          </w:p>
+        </w:tc>
+        <w:tc>
+          <w:tcPr>
+            <w:tcW w:type="dxa" w:w="2339"/>
+            <w:shd w:fill="D9E2F3" w:val="clear"/>
+          </w:tcPr>
+          <w:p>
+            <w:pPr>
+              <w:jc w:val="left"/>
+            </w:pPr>
+            <w:r/>
+            <w:r>
+              <w:rPr>
+                <w:sz w:val="18"/>
+              </w:rPr>
+              <w:t>1000 В</w:t>
+            </w:r>
+          </w:p>
+        </w:tc>
+        <w:tc>
+          <w:tcPr>
+            <w:tcW w:type="dxa" w:w="2339"/>
+            <w:shd w:fill="D9E2F3" w:val="clear"/>
+          </w:tcPr>
+          <w:p>
+            <w:pPr>
+              <w:jc w:val="left"/>
+            </w:pPr>
+            <w:r/>
+            <w:r>
+              <w:rPr>
+                <w:sz w:val="18"/>
+              </w:rPr>
+              <w:t>10 МОм</w:t>
+            </w:r>
+          </w:p>
+        </w:tc>
+        <w:tc>
+          <w:tcPr>
+            <w:tcW w:type="dxa" w:w="2339"/>
+            <w:shd w:fill="D9E2F3" w:val="clear"/>
+          </w:tcPr>
+          <w:p>
+            <w:pPr>
+              <w:jc w:val="left"/>
+            </w:pPr>
+            <w:r/>
+            <w:r>
+              <w:rPr>
+                <w:sz w:val="18"/>
+              </w:rPr>
+              <w:t>Распределительные сети</w:t>
+            </w:r>
+          </w:p>
+        </w:tc>
+      </w:tr>
+      <w:tr>
+        <w:tc>
+          <w:tcPr>
+            <w:tcW w:type="dxa" w:w="2339"/>
+          </w:tcPr>
+          <w:p>
+            <w:pPr>
+              <w:jc w:val="left"/>
+            </w:pPr>
+            <w:r/>
+            <w:r>
+              <w:rPr>
+                <w:sz w:val="18"/>
+              </w:rPr>
+              <w:t>10-35 кВ</w:t>
+            </w:r>
+          </w:p>
+        </w:tc>
+        <w:tc>
+          <w:tcPr>
+            <w:tcW w:type="dxa" w:w="2339"/>
+          </w:tcPr>
+          <w:p>
+            <w:pPr>
+              <w:jc w:val="left"/>
+            </w:pPr>
+            <w:r/>
+            <w:r>
+              <w:rPr>
+                <w:sz w:val="18"/>
+              </w:rPr>
+              <w:t>2500 В</w:t>
+            </w:r>
+          </w:p>
+        </w:tc>
+        <w:tc>
+          <w:tcPr>
+            <w:tcW w:type="dxa" w:w="2339"/>
+          </w:tcPr>
+          <w:p>
+            <w:pPr>
+              <w:jc w:val="left"/>
+            </w:pPr>
+            <w:r/>
+            <w:r>
+              <w:rPr>
+                <w:sz w:val="18"/>
+              </w:rPr>
+              <w:t>50 МОм</w:t>
+            </w:r>
+          </w:p>
+        </w:tc>
+        <w:tc>
+          <w:tcPr>
+            <w:tcW w:type="dxa" w:w="2339"/>
+          </w:tcPr>
+          <w:p>
+            <w:pPr>
+              <w:jc w:val="left"/>
+            </w:pPr>
+            <w:r/>
+            <w:r>
+              <w:rPr>
+                <w:sz w:val="18"/>
+              </w:rPr>
+              <w:t>Высоковольтное оборудование</w:t>
+            </w:r>
+          </w:p>
+        </w:tc>
+      </w:tr>
+      <w:tr>
+        <w:tc>
+          <w:tcPr>
+            <w:tcW w:type="dxa" w:w="2339"/>
+            <w:shd w:fill="D9E2F3" w:val="clear"/>
+          </w:tcPr>
+          <w:p>
+            <w:pPr>
+              <w:jc w:val="left"/>
+            </w:pPr>
+            <w:r/>
+            <w:r>
+              <w:rPr>
+                <w:sz w:val="18"/>
+              </w:rPr>
+              <w:t>35-110 кВ</w:t>
+            </w:r>
+          </w:p>
+        </w:tc>
+        <w:tc>
+          <w:tcPr>
+            <w:tcW w:type="dxa" w:w="2339"/>
+            <w:shd w:fill="D9E2F3" w:val="clear"/>
+          </w:tcPr>
+          <w:p>
+            <w:pPr>
+              <w:jc w:val="left"/>
+            </w:pPr>
+            <w:r/>
+            <w:r>
+              <w:rPr>
+                <w:sz w:val="18"/>
+              </w:rPr>
+              <w:t>2500 В</w:t>
+            </w:r>
+          </w:p>
+        </w:tc>
+        <w:tc>
+          <w:tcPr>
+            <w:tcW w:type="dxa" w:w="2339"/>
+            <w:shd w:fill="D9E2F3" w:val="clear"/>
+          </w:tcPr>
+          <w:p>
+            <w:pPr>
+              <w:jc w:val="left"/>
+            </w:pPr>
+            <w:r/>
+            <w:r>
+              <w:rPr>
+                <w:sz w:val="18"/>
+              </w:rPr>
+              <w:t>100 МОм</w:t>
+            </w:r>
+          </w:p>
+        </w:tc>
+        <w:tc>
+          <w:tcPr>
+            <w:tcW w:type="dxa" w:w="2339"/>
+            <w:shd w:fill="D9E2F3" w:val="clear"/>
+          </w:tcPr>
+          <w:p>
+            <w:pPr>
+              <w:jc w:val="left"/>
+            </w:pPr>
+            <w:r/>
+            <w:r>
+              <w:rPr>
+                <w:sz w:val="18"/>
+              </w:rPr>
+              <w:t>Подстанции глубокого ввода</w:t>
+            </w:r>
+          </w:p>
+        </w:tc>
+      </w:tr>
+      <w:tr>
+        <w:tc>
+          <w:tcPr>
+            <w:tcW w:type="dxa" w:w="2339"/>
+          </w:tcPr>
+          <w:p>
+            <w:pPr>
+              <w:jc w:val="left"/>
+            </w:pPr>
+            <w:r/>
+            <w:r>
+              <w:rPr>
+                <w:sz w:val="18"/>
+              </w:rPr>
+              <w:t>110-220 кВ</w:t>
+            </w:r>
+          </w:p>
+        </w:tc>
+        <w:tc>
+          <w:tcPr>
+            <w:tcW w:type="dxa" w:w="2339"/>
+          </w:tcPr>
+          <w:p>
+            <w:pPr>
+              <w:jc w:val="left"/>
+            </w:pPr>
+            <w:r/>
+            <w:r>
+              <w:rPr>
+                <w:sz w:val="18"/>
+              </w:rPr>
+              <w:t>5000 В</w:t>
+            </w:r>
+          </w:p>
+        </w:tc>
+        <w:tc>
+          <w:tcPr>
+            <w:tcW w:type="dxa" w:w="2339"/>
+          </w:tcPr>
+          <w:p>
+            <w:pPr>
+              <w:jc w:val="left"/>
+            </w:pPr>
+            <w:r/>
+            <w:r>
+              <w:rPr>
+                <w:sz w:val="18"/>
+              </w:rPr>
+              <w:t>200 МОм</w:t>
+            </w:r>
+          </w:p>
+        </w:tc>
+        <w:tc>
+          <w:tcPr>
+            <w:tcW w:type="dxa" w:w="2339"/>
+          </w:tcPr>
+          <w:p>
+            <w:pPr>
+              <w:jc w:val="left"/>
+            </w:pPr>
+            <w:r/>
+            <w:r>
+              <w:rPr>
+                <w:sz w:val="18"/>
+              </w:rPr>
+              <w:t>Главные цепи электростанций</w:t>
+            </w:r>
+          </w:p>
+        </w:tc>
+      </w:tr>
+    </w:tbl>
+    <w:tbl>
+      <w:tblPr>
+        <w:tblStyle w:val="TableGrid"/>
+        <w:tblW w:type="auto" w:w="0"/>
+        <w:jc w:val="center"/>
+        <w:tblLook w:firstColumn="1" w:firstRow="1" w:lastColumn="0" w:lastRow="0" w:noHBand="0" w:noVBand="1" w:val="04A0"/>
+      </w:tblPr>
+      <w:tblGrid>
+        <w:gridCol w:w="2339"/>
+        <w:gridCol w:w="2339"/>
+        <w:gridCol w:w="2339"/>
+        <w:gridCol w:w="2339"/>
+      </w:tblGrid>
+      <w:tr>
+        <w:tc>
+          <w:tcPr>
+            <w:tcW w:type="dxa" w:w="2339"/>
+            <w:shd w:fill="4472C4" w:val="clear"/>
+          </w:tcPr>
+          <w:p>
+            <w:pPr>
+              <w:jc w:val="center"/>
+            </w:pPr>
+            <w:r/>
+            <w:r>
+              <w:rPr>
+                <w:b/>
+                <w:color w:val="FFFFFF"/>
+                <w:sz w:val="18"/>
+              </w:rPr>
+              <w:t>Вид проверки</w:t>
+            </w:r>
+          </w:p>
+        </w:tc>
+        <w:tc>
+          <w:tcPr>
+            <w:tcW w:type="dxa" w:w="2339"/>
+            <w:shd w:fill="4472C4" w:val="clear"/>
+          </w:tcPr>
+          <w:p>
+            <w:pPr>
+              <w:jc w:val="center"/>
+            </w:pPr>
+            <w:r/>
+            <w:r>
+              <w:rPr>
+                <w:b/>
+                <w:color w:val="FFFFFF"/>
+                <w:sz w:val="18"/>
+              </w:rPr>
+              <w:t>Методика</w:t>
+            </w:r>
+          </w:p>
+        </w:tc>
+        <w:tc>
+          <w:tcPr>
+            <w:tcW w:type="dxa" w:w="2339"/>
+            <w:shd w:fill="4472C4" w:val="clear"/>
+          </w:tcPr>
+          <w:p>
+            <w:pPr>
+              <w:jc w:val="center"/>
+            </w:pPr>
+            <w:r/>
+            <w:r>
+              <w:rPr>
+                <w:b/>
+                <w:color w:val="FFFFFF"/>
+                <w:sz w:val="18"/>
+              </w:rPr>
+              <w:t>Прибор</w:t>
+            </w:r>
+          </w:p>
+        </w:tc>
+        <w:tc>
+          <w:tcPr>
+            <w:tcW w:type="dxa" w:w="2339"/>
+            <w:shd w:fill="4472C4" w:val="clear"/>
+          </w:tcPr>
+          <w:p>
+            <w:pPr>
+              <w:jc w:val="center"/>
+            </w:pPr>
+            <w:r/>
+            <w:r>
+              <w:rPr>
+                <w:b/>
+                <w:color w:val="FFFFFF"/>
+                <w:sz w:val="18"/>
+              </w:rPr>
+              <w:t>Оформление</w:t>
+            </w:r>
+          </w:p>
+        </w:tc>
+      </w:tr>
+      <w:tr>
+        <w:tc>
+          <w:tcPr>
+            <w:tcW w:type="dxa" w:w="2339"/>
+            <w:shd w:fill="D9E2F3" w:val="clear"/>
+          </w:tcPr>
+          <w:p>
+            <w:pPr>
+              <w:jc w:val="left"/>
+            </w:pPr>
+            <w:r/>
+            <w:r>
+              <w:rPr>
+                <w:sz w:val="18"/>
+              </w:rPr>
+              <w:t>Сопротивление изоляции</w:t>
+            </w:r>
+          </w:p>
+        </w:tc>
+        <w:tc>
+          <w:tcPr>
+            <w:tcW w:type="dxa" w:w="2339"/>
+            <w:shd w:fill="D9E2F3" w:val="clear"/>
+          </w:tcPr>
+          <w:p>
+            <w:pPr>
+              <w:jc w:val="left"/>
+            </w:pPr>
+            <w:r/>
+            <w:r>
+              <w:rPr>
+                <w:sz w:val="18"/>
+              </w:rPr>
+              <w:t>Измерение мегаомметром между фазами и на землю</w:t>
+            </w:r>
+          </w:p>
+        </w:tc>
+        <w:tc>
+          <w:tcPr>
+            <w:tcW w:type="dxa" w:w="2339"/>
+            <w:shd w:fill="D9E2F3" w:val="clear"/>
+          </w:tcPr>
+          <w:p>
+            <w:pPr>
+              <w:jc w:val="left"/>
+            </w:pPr>
+            <w:r/>
+            <w:r>
+              <w:rPr>
+                <w:sz w:val="18"/>
+              </w:rPr>
+              <w:t>ЭС0202/2Г, Ф4101</w:t>
+            </w:r>
+          </w:p>
+        </w:tc>
+        <w:tc>
+          <w:tcPr>
+            <w:tcW w:type="dxa" w:w="2339"/>
+            <w:shd w:fill="D9E2F3" w:val="clear"/>
+          </w:tcPr>
+          <w:p>
+            <w:pPr>
+              <w:jc w:val="left"/>
+            </w:pPr>
+            <w:r/>
+            <w:r>
+              <w:rPr>
+                <w:sz w:val="18"/>
+              </w:rPr>
+              <w:t>Протокол</w:t>
+            </w:r>
+          </w:p>
+        </w:tc>
+      </w:tr>
+      <w:tr>
+        <w:tc>
+          <w:tcPr>
+            <w:tcW w:type="dxa" w:w="2339"/>
+          </w:tcPr>
+          <w:p>
+            <w:pPr>
+              <w:jc w:val="left"/>
+            </w:pPr>
+            <w:r/>
+            <w:r>
+              <w:rPr>
+                <w:sz w:val="18"/>
+              </w:rPr>
+              <w:t>Фазировка</w:t>
+            </w:r>
+          </w:p>
+        </w:tc>
+        <w:tc>
+          <w:tcPr>
+            <w:tcW w:type="dxa" w:w="2339"/>
+          </w:tcPr>
+          <w:p>
+            <w:pPr>
+              <w:jc w:val="left"/>
+            </w:pPr>
+            <w:r/>
+            <w:r>
+              <w:rPr>
+                <w:sz w:val="18"/>
+              </w:rPr>
+              <w:t>Проверка совпадения фаз</w:t>
+            </w:r>
+          </w:p>
+        </w:tc>
+        <w:tc>
+          <w:tcPr>
+            <w:tcW w:type="dxa" w:w="2339"/>
+          </w:tcPr>
+          <w:p>
+            <w:pPr>
+              <w:jc w:val="left"/>
+            </w:pPr>
+            <w:r/>
+            <w:r>
+              <w:rPr>
+                <w:sz w:val="18"/>
+              </w:rPr>
+              <w:t>УВНФ-10, ПФ-220</w:t>
+            </w:r>
+          </w:p>
+        </w:tc>
+        <w:tc>
+          <w:tcPr>
+            <w:tcW w:type="dxa" w:w="2339"/>
+          </w:tcPr>
+          <w:p>
+            <w:pPr>
+              <w:jc w:val="left"/>
+            </w:pPr>
+            <w:r/>
+            <w:r>
+              <w:rPr>
+                <w:sz w:val="18"/>
+              </w:rPr>
+              <w:t>Акт фазировки</w:t>
+            </w:r>
+          </w:p>
+        </w:tc>
+      </w:tr>
+      <w:tr>
+        <w:tc>
+          <w:tcPr>
+            <w:tcW w:type="dxa" w:w="2339"/>
+            <w:shd w:fill="D9E2F3" w:val="clear"/>
+          </w:tcPr>
+          <w:p>
+            <w:pPr>
+              <w:jc w:val="left"/>
+            </w:pPr>
+            <w:r/>
+            <w:r>
+              <w:rPr>
+                <w:sz w:val="18"/>
+              </w:rPr>
+              <w:t>Полярность</w:t>
+            </w:r>
+          </w:p>
+        </w:tc>
+        <w:tc>
+          <w:tcPr>
+            <w:tcW w:type="dxa" w:w="2339"/>
+            <w:shd w:fill="D9E2F3" w:val="clear"/>
+          </w:tcPr>
+          <w:p>
+            <w:pPr>
+              <w:jc w:val="left"/>
+            </w:pPr>
+            <w:r/>
+            <w:r>
+              <w:rPr>
+                <w:sz w:val="18"/>
+              </w:rPr>
+              <w:t>Определение начала и конца обмоток</w:t>
+            </w:r>
+          </w:p>
+        </w:tc>
+        <w:tc>
+          <w:tcPr>
+            <w:tcW w:type="dxa" w:w="2339"/>
+            <w:shd w:fill="D9E2F3" w:val="clear"/>
+          </w:tcPr>
+          <w:p>
+            <w:pPr>
+              <w:jc w:val="left"/>
+            </w:pPr>
+            <w:r/>
+            <w:r>
+              <w:rPr>
+                <w:sz w:val="18"/>
+              </w:rPr>
+              <w:t>Мультиметр + батарея</w:t>
+            </w:r>
+          </w:p>
+        </w:tc>
+        <w:tc>
+          <w:tcPr>
+            <w:tcW w:type="dxa" w:w="2339"/>
+            <w:shd w:fill="D9E2F3" w:val="clear"/>
+          </w:tcPr>
+          <w:p>
+            <w:pPr>
+              <w:jc w:val="left"/>
+            </w:pPr>
+            <w:r/>
+            <w:r>
+              <w:rPr>
+                <w:sz w:val="18"/>
+              </w:rPr>
+              <w:t>Протокол</w:t>
+            </w:r>
+          </w:p>
+        </w:tc>
+      </w:tr>
+      <w:tr>
+        <w:tc>
+          <w:tcPr>
+            <w:tcW w:type="dxa" w:w="2339"/>
+          </w:tcPr>
+          <w:p>
+            <w:pPr>
+              <w:jc w:val="left"/>
+            </w:pPr>
+            <w:r/>
+            <w:r>
+              <w:rPr>
+                <w:sz w:val="18"/>
+              </w:rPr>
+              <w:t>Коэффициент абсорбции</w:t>
+            </w:r>
+          </w:p>
+        </w:tc>
+        <w:tc>
+          <w:tcPr>
+            <w:tcW w:type="dxa" w:w="2339"/>
+          </w:tcPr>
+          <w:p>
+            <w:pPr>
+              <w:jc w:val="left"/>
+            </w:pPr>
+            <w:r/>
+            <w:r>
+              <w:rPr>
+                <w:sz w:val="18"/>
+              </w:rPr>
+              <w:t>Отношение R60/R15</w:t>
+            </w:r>
+          </w:p>
+        </w:tc>
+        <w:tc>
+          <w:tcPr>
+            <w:tcW w:type="dxa" w:w="2339"/>
+          </w:tcPr>
+          <w:p>
+            <w:pPr>
+              <w:jc w:val="left"/>
+            </w:pPr>
+            <w:r/>
+            <w:r>
+              <w:rPr>
+                <w:sz w:val="18"/>
+              </w:rPr>
+              <w:t>Мегаомметр</w:t>
+            </w:r>
+          </w:p>
+        </w:tc>
+        <w:tc>
+          <w:tcPr>
+            <w:tcW w:type="dxa" w:w="2339"/>
+          </w:tcPr>
+          <w:p>
+            <w:pPr>
+              <w:jc w:val="left"/>
+            </w:pPr>
+            <w:r/>
+            <w:r>
+              <w:rPr>
+                <w:sz w:val="18"/>
+              </w:rPr>
+              <w:t>Протокол</w:t>
+            </w:r>
+          </w:p>
+        </w:tc>
+      </w:tr>
+      <w:tr>
+        <w:tc>
+          <w:tcPr>
+            <w:tcW w:type="dxa" w:w="2339"/>
+            <w:shd w:fill="D9E2F3" w:val="clear"/>
+          </w:tcPr>
+          <w:p>
+            <w:pPr>
+              <w:jc w:val="left"/>
+            </w:pPr>
+            <w:r/>
+            <w:r>
+              <w:rPr>
+                <w:sz w:val="18"/>
+              </w:rPr>
+              <w:t>Тангенс угла потерь</w:t>
+            </w:r>
+          </w:p>
+        </w:tc>
+        <w:tc>
+          <w:tcPr>
+            <w:tcW w:type="dxa" w:w="2339"/>
+            <w:shd w:fill="D9E2F3" w:val="clear"/>
+          </w:tcPr>
+          <w:p>
+            <w:pPr>
+              <w:jc w:val="left"/>
+            </w:pPr>
+            <w:r/>
+            <w:r>
+              <w:rPr>
+                <w:sz w:val="18"/>
+              </w:rPr>
+              <w:t>Измерение tgδ при рабочем напряжении</w:t>
+            </w:r>
+          </w:p>
+        </w:tc>
+        <w:tc>
+          <w:tcPr>
+            <w:tcW w:type="dxa" w:w="2339"/>
+            <w:shd w:fill="D9E2F3" w:val="clear"/>
+          </w:tcPr>
+          <w:p>
+            <w:pPr>
+              <w:jc w:val="left"/>
+            </w:pPr>
+            <w:r/>
+            <w:r>
+              <w:rPr>
+                <w:sz w:val="18"/>
+              </w:rPr>
+              <w:t>Мост Р5026</w:t>
+            </w:r>
+          </w:p>
+        </w:tc>
+        <w:tc>
+          <w:tcPr>
+            <w:tcW w:type="dxa" w:w="2339"/>
+            <w:shd w:fill="D9E2F3" w:val="clear"/>
+          </w:tcPr>
+          <w:p>
+            <w:pPr>
+              <w:jc w:val="left"/>
+            </w:pPr>
+            <w:r/>
+            <w:r>
+              <w:rPr>
+                <w:sz w:val="18"/>
+              </w:rPr>
+              <w:t>Протокол</w:t>
+            </w:r>
+          </w:p>
+        </w:tc>
+      </w:tr>
+    </w:tbl>
+    <w:p>
+      <w:pPr>
+        <w:jc w:val="center"/>
+      </w:pPr>
+    </w:p>
+    <w:p>
+      <w:pPr>
+        <w:jc w:val="center"/>
+      </w:pPr>
+      <w:r>
+        <w:rPr>
+          <w:i/>
+        </w:rPr>
+        <w:t xml:space="preserve">Рисунок 1. Нормы сопротивления изоляции по классам напряжения</w:t>
+      </w:r>
+    </w:p>
+    <w:p>
+      <w:pPr>
+        <w:spacing w:line="360" w:lineRule="auto" w:before="240" w:after="80"/>
+        <w:jc w:val="left"/>
+      </w:pPr>
+      <w:r>
+        <w:rPr>
+          <w:rFonts w:ascii="Times New Roman" w:hAnsi="Times New Roman"/>
+          <w:b/>
+          <w:sz w:val="28"/>
+          <w:rFonts w:ascii="Times New Roman" w:hAnsi="Times New Roman" w:cs="Times New Roman"/>
+        </w:rPr>
+        <w:t>Вопросы для повторения (Лекция 1):</w:t>
       </w:r>
     </w:p>
     <w:sectPr>
